--- a/Pre-informe.docx
+++ b/Pre-informe.docx
@@ -9,277 +9,185 @@
           <w:bCs/>
         </w:rPr>
       </w:pPr>
-      <w:proofErr w:type="spellStart"/>
       <w:r>
         <w:rPr>
           <w:b/>
           <w:bCs/>
         </w:rPr>
-        <w:t>Pre-informe</w:t>
-      </w:r>
-      <w:proofErr w:type="spellEnd"/>
-      <w:r>
+        <w:t>Pre-informe — Desafío Sweet Crush (Informática II, 2026-2)</w:t>
+      </w:r>
+    </w:p>
+    <w:p>
+      <w:pPr>
         <w:rPr>
           <w:b/>
           <w:bCs/>
         </w:rPr>
-        <w:t xml:space="preserve"> — Desafío Sweet </w:t>
-      </w:r>
-      <w:proofErr w:type="spellStart"/>
+      </w:pPr>
       <w:r>
         <w:rPr>
           <w:b/>
           <w:bCs/>
         </w:rPr>
-        <w:t>Crush</w:t>
-      </w:r>
-      <w:proofErr w:type="spellEnd"/>
-      <w:r>
+        <w:t>1. Contextualización</w:t>
+      </w:r>
+    </w:p>
+    <w:p>
+      <w:r>
+        <w:t xml:space="preserve">Este desafío nos pide armar un Sweet Crush todo el tablero tiene que vivir empacado en bits: cada ficha son 3 bits, sin usar byte, int ni nada nativo completo para representar una sola posición. Se pidió memoria dinámica pura (nada de STL, nada de struct/class), así que básicamente el tablero </w:t>
+      </w:r>
+      <w:r>
+        <w:t>será</w:t>
+      </w:r>
+      <w:r>
+        <w:t xml:space="preserve"> un unsigned char* más un par de enteros (filas y columnas) que se van pasando de función en función.</w:t>
+      </w:r>
+    </w:p>
+    <w:p>
+      <w:pPr>
+        <w:rPr>
+          <w:u w:val="single"/>
+        </w:rPr>
+      </w:pPr>
+      <w:r>
+        <w:t>La idea de este documento es dejar plasmado cómo lo pensamos antes de meternos de lleno al código: qué problemas identificamos, cómo decidimos resolver la lectura/escritura de bits, y cómo se nos ocurrió manejar los desplazamientos cuando se mueven fichas o se agregan/quitan filas y columnas</w:t>
+      </w:r>
+    </w:p>
+    <w:p>
+      <w:pPr>
         <w:rPr>
           <w:b/>
           <w:bCs/>
         </w:rPr>
-        <w:t xml:space="preserve"> (Informática II, 2026-2)</w:t>
-      </w:r>
-    </w:p>
-    <w:p>
-      <w:pPr>
+      </w:pPr>
+      <w:r>
         <w:rPr>
           <w:b/>
           <w:bCs/>
         </w:rPr>
-      </w:pPr>
-      <w:r>
+        <w:t>2. Análisis del problema</w:t>
+      </w:r>
+    </w:p>
+    <w:p>
+      <w:r>
+        <w:t>Lo primero que detectamos es que el reto no es "hacer un Sweet Crush", sino hacerlo sin pensar en la matriz como una matriz. Cada casilla no tiene una dirección de memoria propia, tiene una posición de bit dentro de una tira continua de bytes. Entonces todo se reduce a resolver bien un problema: dado un índice lógico (fila, columna), ¿cómo saco o meto exactamente 3 bits ahí, sabiendo que esos 3 bits pueden estar repartidos entre dos bytes distintos?</w:t>
+      </w:r>
+    </w:p>
+    <w:p>
+      <w:r>
+        <w:t>Con 6 fichas necesitamos 6 de las 8 combinaciones posibles de 3 bits, y nos quedan 2 libres que vamos a usar para "vacío" (casilla que quedó libre tras una eliminación, antes de que caiga algo) y "fuera de tablero" (para cuando encogemos el tablero y sobra espacio en el último byte, que según el enunciado debe agruparse a la izquierda de toda la trama).</w:t>
+      </w:r>
+    </w:p>
+    <w:p>
+      <w:r>
+        <w:t>Otro punto que nos costó ver al principio: como cada ficha ocupa 3 bits y el byte tiene 8, la frontera entre fichas casi nunca coincide con la frontera entre bytes. Entonces no podemos simplemente hacer tablero[indice] como si cada índice fuera un byte</w:t>
+      </w:r>
+      <w:r>
+        <w:t xml:space="preserve">, </w:t>
+      </w:r>
+      <w:r>
+        <w:t>hay que calcular en qué byte empieza la ficha y en qué posición de ese byte, y a veces la ficha se corta a la mitad y sigue en el byte siguiente.</w:t>
+      </w:r>
+    </w:p>
+    <w:p>
+      <w:pPr>
         <w:rPr>
           <w:b/>
           <w:bCs/>
         </w:rPr>
-        <w:t>1. Contextualización</w:t>
-      </w:r>
-    </w:p>
-    <w:p>
-      <w:r>
-        <w:t xml:space="preserve">Este desafío nos pide armar un Sweet </w:t>
-      </w:r>
-      <w:proofErr w:type="spellStart"/>
-      <w:r>
-        <w:t>Crush</w:t>
-      </w:r>
-      <w:proofErr w:type="spellEnd"/>
-      <w:r>
-        <w:t xml:space="preserve"> todo el tablero tiene que vivir empacado en bits: cada ficha son 3 bits, sin usar byte, </w:t>
-      </w:r>
-      <w:proofErr w:type="spellStart"/>
-      <w:r>
-        <w:t>int</w:t>
-      </w:r>
-      <w:proofErr w:type="spellEnd"/>
-      <w:r>
-        <w:t xml:space="preserve"> ni nada nativo completo para representar una sola posición. Se pidió memoria dinámica pura (nada de STL, nada de </w:t>
-      </w:r>
-      <w:proofErr w:type="spellStart"/>
-      <w:r>
-        <w:t>struct</w:t>
-      </w:r>
-      <w:proofErr w:type="spellEnd"/>
-      <w:r>
-        <w:t>/</w:t>
-      </w:r>
-      <w:proofErr w:type="spellStart"/>
-      <w:r>
-        <w:t>class</w:t>
-      </w:r>
-      <w:proofErr w:type="spellEnd"/>
-      <w:r>
-        <w:t xml:space="preserve">), así que básicamente el tablero </w:t>
-      </w:r>
-      <w:r>
-        <w:t>será</w:t>
-      </w:r>
-      <w:r>
-        <w:t xml:space="preserve"> un </w:t>
-      </w:r>
-      <w:proofErr w:type="spellStart"/>
-      <w:r>
-        <w:t>unsigned</w:t>
-      </w:r>
-      <w:proofErr w:type="spellEnd"/>
-      <w:r>
-        <w:t xml:space="preserve"> </w:t>
-      </w:r>
-      <w:proofErr w:type="spellStart"/>
-      <w:r>
-        <w:t>char</w:t>
-      </w:r>
-      <w:proofErr w:type="spellEnd"/>
-      <w:r>
-        <w:t>* más un par de enteros (filas y columnas) que se van pasando de función en función.</w:t>
-      </w:r>
-    </w:p>
-    <w:p>
-      <w:r>
-        <w:t>La idea de este documento es dejar plasmado cómo lo pensamos antes de meternos de lleno al código: qué problemas identificamos, cómo decidimos resolver la lectura/escritura de bits, y cómo se nos ocurrió manejar los desplazamientos cuando se mueven fichas o se agregan/quitan filas y columnas.</w:t>
-      </w:r>
-    </w:p>
-    <w:p>
-      <w:pPr>
+      </w:pPr>
+      <w:r>
         <w:rPr>
           <w:b/>
           <w:bCs/>
         </w:rPr>
-      </w:pPr>
-      <w:r>
+        <w:t>3. Diseño de la solución</w:t>
+      </w:r>
+    </w:p>
+    <w:p>
+      <w:pPr>
         <w:rPr>
           <w:b/>
           <w:bCs/>
         </w:rPr>
-        <w:t>2. Análisis del problema</w:t>
-      </w:r>
-    </w:p>
-    <w:p>
-      <w:r>
-        <w:t xml:space="preserve">Lo primero que detectamos es que el reto no es "hacer un Sweet </w:t>
-      </w:r>
-      <w:proofErr w:type="spellStart"/>
-      <w:r>
-        <w:t>Crush</w:t>
-      </w:r>
-      <w:proofErr w:type="spellEnd"/>
-      <w:r>
-        <w:t>", sino hacerlo sin pensar en la matriz como una matriz. Cada casilla no tiene una dirección de memoria propia, tiene una posición de bit dentro de una tira continua de bytes. Entonces todo se reduce a resolver bien un problema: dado un índice lógico (fila, columna), ¿cómo saco o meto exactamente 3 bits ahí, sabiendo que esos 3 bits pueden estar repartidos entre dos bytes distintos?</w:t>
-      </w:r>
-    </w:p>
-    <w:p>
-      <w:r>
-        <w:t>Con 6 fichas necesitamos 6 de las 8 combinaciones posibles de 3 bits, y nos quedan 2 libres que vamos a usar para "vacío" (casilla que quedó libre tras una eliminación, antes de que caiga algo) y "fuera de tablero" (para cuando encogemos el tablero y sobra espacio en el último byte, que según el enunciado debe agruparse a la izquierda de toda la trama).</w:t>
-      </w:r>
-    </w:p>
-    <w:p>
-      <w:r>
-        <w:t>Otro punto que nos costó ver al principio: como cada ficha ocupa 3 bits y el byte tiene 8, la frontera entre fichas casi nunca coincide con la frontera entre bytes. Entonces no podemos simplemente hacer tablero[</w:t>
-      </w:r>
-      <w:proofErr w:type="spellStart"/>
-      <w:r>
-        <w:t>indice</w:t>
-      </w:r>
-      <w:proofErr w:type="spellEnd"/>
-      <w:r>
-        <w:t>] como si cada índice fuera un byte</w:t>
-      </w:r>
-      <w:r>
-        <w:t xml:space="preserve">, </w:t>
-      </w:r>
-      <w:r>
-        <w:t>hay que calcular en qué byte empieza la ficha y en qué posición de ese byte, y a veces la ficha se corta a la mitad y sigue en el byte siguiente.</w:t>
-      </w:r>
-    </w:p>
-    <w:p>
-      <w:pPr>
+      </w:pPr>
+      <w:r>
         <w:rPr>
           <w:b/>
           <w:bCs/>
         </w:rPr>
-      </w:pPr>
-      <w:r>
+        <w:t>3.1 Extraer y escribir información (máscaras con AND/OR)</w:t>
+      </w:r>
+    </w:p>
+    <w:p>
+      <w:r>
+        <w:t>Para leer una ficha la idea es usar una máscara con AND: nos quedamos solo con los bits que nos interesan y apagamos el resto.</w:t>
+      </w:r>
+    </w:p>
+    <w:p/>
+    <w:p>
+      <w:r>
+        <w:lastRenderedPageBreak/>
+        <w:t>11110110    &lt;- byte con información</w:t>
+      </w:r>
+    </w:p>
+    <w:p>
+      <w:r>
+        <w:t>00011100    &lt;- máscara (AND), solo dejamos pasar los 3 bits que nos importan</w:t>
+      </w:r>
+    </w:p>
+    <w:p>
+      <w:r>
+        <w:t>--------</w:t>
+      </w:r>
+    </w:p>
+    <w:p>
+      <w:r>
+        <w:t>00010100    &lt;- bits extraídos, el resto en cero</w:t>
+      </w:r>
+    </w:p>
+    <w:p>
+      <w:r>
+        <w:t>Para escribir es al revés, con OR, pero antes hay que "limpiar" esos bits (dejarlos en 0 con un AND usando la máscara negada), y ahí sí meter la información nueva con OR:</w:t>
+      </w:r>
+    </w:p>
+    <w:p>
+      <w:r>
+        <w:t>00010110    &lt;- byte ya limpio en la zona donde vamos a escribir</w:t>
+      </w:r>
+    </w:p>
+    <w:p>
+      <w:r>
+        <w:t>10100000    &lt;- máscara con el nuevo valor ya desplazado a su posición (OR)</w:t>
+      </w:r>
+    </w:p>
+    <w:p>
+      <w:r>
+        <w:t>--------</w:t>
+      </w:r>
+    </w:p>
+    <w:p>
+      <w:r>
+        <w:t>10110110    &lt;- resultado con la info agregada</w:t>
+      </w:r>
+    </w:p>
+    <w:p>
+      <w:r>
+        <w:t>En la práctica, como una ficha puede estar repartida entre dos bytes, lo que hacemos es tratar esos dos bytes como si fueran un bloque de 16 bits, aplicar el desplazamiento (&lt;&lt;/&gt;&gt;) según el offset dentro del byte, y luego partir el resultado otra vez en los dos bytes físicos. Así no nos importa si la ficha cayó "bonita" dentro de un solo byte o si quedó cortada — el mismo mecanismo sirve para los dos casos.</w:t>
+      </w:r>
+    </w:p>
+    <w:p>
+      <w:pPr>
         <w:rPr>
           <w:b/>
           <w:bCs/>
         </w:rPr>
-        <w:t>3. Diseño de la solución</w:t>
-      </w:r>
-    </w:p>
-    <w:p>
-      <w:pPr>
+      </w:pPr>
+      <w:r>
         <w:rPr>
           <w:b/>
           <w:bCs/>
         </w:rPr>
-      </w:pPr>
-      <w:r>
-        <w:rPr>
-          <w:b/>
-          <w:bCs/>
-        </w:rPr>
-        <w:t>3.1 Extraer y escribir información (máscaras con AND/OR)</w:t>
-      </w:r>
-    </w:p>
-    <w:p>
-      <w:r>
-        <w:t>Para leer una ficha la idea es usar una máscara con AND: nos quedamos solo con los bits que nos interesan y apagamos el resto.</w:t>
-      </w:r>
-    </w:p>
-    <w:p/>
-    <w:p>
-      <w:r>
-        <w:lastRenderedPageBreak/>
-        <w:t>11110110    &lt;- byte con información</w:t>
-      </w:r>
-    </w:p>
-    <w:p>
-      <w:r>
-        <w:t>00011100    &lt;- máscara (AND), solo dejamos pasar los 3 bits que nos importan</w:t>
-      </w:r>
-    </w:p>
-    <w:p>
-      <w:r>
-        <w:t>--------</w:t>
-      </w:r>
-    </w:p>
-    <w:p>
-      <w:r>
-        <w:t>00010100    &lt;- bits extraídos, el resto en cero</w:t>
-      </w:r>
-    </w:p>
-    <w:p>
-      <w:r>
-        <w:t>Para escribir es al revés, con OR, pero antes hay que "limpiar" esos bits (dejarlos en 0 con un AND usando la máscara negada), y ahí sí meter la información nueva con OR:</w:t>
-      </w:r>
-    </w:p>
-    <w:p>
-      <w:r>
-        <w:t>00010110    &lt;- byte ya limpio en la zona donde vamos a escribir</w:t>
-      </w:r>
-    </w:p>
-    <w:p>
-      <w:r>
-        <w:t>10100000    &lt;- máscara con el nuevo valor ya desplazado a su posición (OR)</w:t>
-      </w:r>
-    </w:p>
-    <w:p>
-      <w:r>
-        <w:t>--------</w:t>
-      </w:r>
-    </w:p>
-    <w:p>
-      <w:r>
-        <w:t xml:space="preserve">10110110    &lt;- resultado con la </w:t>
-      </w:r>
-      <w:proofErr w:type="spellStart"/>
-      <w:r>
-        <w:t>info</w:t>
-      </w:r>
-      <w:proofErr w:type="spellEnd"/>
-      <w:r>
-        <w:t xml:space="preserve"> agregada</w:t>
-      </w:r>
-    </w:p>
-    <w:p>
-      <w:r>
-        <w:t>En la práctica, como una ficha puede estar repartida entre dos bytes, lo que hacemos es tratar esos dos bytes como si fueran un bloque de 16 bits, aplicar el desplazamiento (&lt;&lt;/&gt;&gt;) según el offset dentro del byte, y luego partir el resultado otra vez en los dos bytes físicos. Así no nos importa si la ficha cayó "bonita" dentro de un solo byte o si quedó cortada — el mismo mecanismo sirve para los dos casos.</w:t>
-      </w:r>
-    </w:p>
-    <w:p>
-      <w:pPr>
-        <w:rPr>
-          <w:b/>
-          <w:bCs/>
-        </w:rPr>
-      </w:pPr>
-      <w:r>
-        <w:rPr>
-          <w:b/>
-          <w:bCs/>
-        </w:rPr>
         <w:t>3.2 Desplazamiento entre columnas y filas</w:t>
       </w:r>
     </w:p>
@@ -300,15 +208,7 @@
     </w:p>
     <w:p>
       <w:r>
-        <w:t xml:space="preserve">O sea que la "distancia" en bits entre una ficha y la que está justo debajo de ella en la siguiente fila siempre es 3 * </w:t>
-      </w:r>
-      <w:proofErr w:type="spellStart"/>
-      <w:r>
-        <w:t>numeroColumnas</w:t>
-      </w:r>
-      <w:proofErr w:type="spellEnd"/>
-      <w:r>
-        <w:t xml:space="preserve"> bits. Esto es lo que usamos para toda la lógica de gravedad: en vez de pensar en coordenadas, pensamos en cuánto hay que moverse en la tira de bits.</w:t>
+        <w:t>O sea que la "distancia" en bits entre una ficha y la que está justo debajo de ella en la siguiente fila siempre es 3 * numeroColumnas bits. Esto es lo que usamos para toda la lógica de gravedad: en vez de pensar en coordenadas, pensamos en cuánto hay que moverse en la tira de bits.</w:t>
       </w:r>
     </w:p>
     <w:p>
@@ -398,15 +298,7 @@
     </w:p>
     <w:p>
       <w:r>
-        <w:t>Para el tablero inicial y para rellenar los huecos que van quedando después de una eliminación, usamos números aleatorios (librería &lt;</w:t>
-      </w:r>
-      <w:proofErr w:type="spellStart"/>
-      <w:r>
-        <w:t>random</w:t>
-      </w:r>
-      <w:proofErr w:type="spellEnd"/>
-      <w:r>
-        <w:t xml:space="preserve">&gt; o </w:t>
+        <w:t xml:space="preserve">Para el tablero inicial y para rellenar los huecos que van quedando después de una eliminación, usamos números aleatorios (librería &lt;random&gt; o </w:t>
       </w:r>
       <w:proofErr w:type="gramStart"/>
       <w:r>
@@ -1397,6 +1289,7 @@
   <w:style w:type="character" w:default="1" w:styleId="Fuentedeprrafopredeter">
     <w:name w:val="Default Paragraph Font"/>
     <w:uiPriority w:val="1"/>
+    <w:semiHidden/>
     <w:unhideWhenUsed/>
   </w:style>
   <w:style w:type="table" w:default="1" w:styleId="Tablanormal">
